--- a/docs/CS790_G3_Final_Report.docx
+++ b/docs/CS790_G3_Final_Report.docx
@@ -62,7 +62,7 @@
           <w:color w:val="333333"/>
           <w:rtl w:val="0"/>
         </w:rPr>
-        <w:t xml:space="preserve">Zulal Akarsu · María Martín · Jai Sharma</w:t>
+        <w:t>María Martín · Zulal Akarsu · Jai Sharma</w:t>
       </w:r>
     </w:p>
     <w:p>
